--- a/submission/drug_safety/Cover_letter.docx
+++ b/submission/drug_safety/Cover_letter.docx
@@ -198,7 +198,7 @@
         <w:t xml:space="preserve"> </w:t>
       </w:r>
       <w:r>
-        <w:t xml:space="preserve">There was no funding. [Competing interests: to be confirmed by the author.] AI tools were used in data processing,</w:t>
+        <w:t xml:space="preserve">There was no funding. The author works as a software engineer at Suno, a company that develops practice-management software for hearing clinics; the company had no role in this study. AI tools were used in data processing,</w:t>
       </w:r>
       <w:r>
         <w:t xml:space="preserve"> </w:t>

--- a/submission/drug_safety/Cover_letter.docx
+++ b/submission/drug_safety/Cover_letter.docx
@@ -198,7 +198,7 @@
         <w:t xml:space="preserve"> </w:t>
       </w:r>
       <w:r>
-        <w:t xml:space="preserve">There was no funding. The author works as a software engineer at Suno, a company that develops practice-management software for hearing clinics; the company had no role in this study. AI tools were used in data processing,</w:t>
+        <w:t xml:space="preserve">There was no funding. Until October 2026 the author was employed as a software engineer at Suno, a company that develops practice-management software for hearing clinics; the company had no role in this study. AI tools were used in data processing,</w:t>
       </w:r>
       <w:r>
         <w:t xml:space="preserve"> </w:t>

--- a/submission/drug_safety/Cover_letter.docx
+++ b/submission/drug_safety/Cover_letter.docx
@@ -184,7 +184,7 @@
         <w:t xml:space="preserve"> </w:t>
       </w:r>
       <w:r>
-        <w:t xml:space="preserve">provided (Supplementary Table S1). Code, protocol and result tables are publicly available.</w:t>
+        <w:t xml:space="preserve">provided (Supplementary Table S1). Code, protocol and result tables are publicly available (https://github.com/olegtropinin/faers-ototoxicity; doi:10.5281/zenodo.23659658).</w:t>
       </w:r>
     </w:p>
     <w:p>
@@ -239,6 +239,12 @@
       </w:r>
       <w:r>
         <w:t xml:space="preserve">tropininoleg@gmail.com</w:t>
+      </w:r>
+      <w:r>
+        <w:t xml:space="preserve"> </w:t>
+      </w:r>
+      <w:r>
+        <w:t xml:space="preserve">ORCID: https://orcid.org/0009-0006-5431-4285</w:t>
       </w:r>
     </w:p>
     <w:sectPr>

--- a/submission/drug_safety/Cover_letter.docx
+++ b/submission/drug_safety/Cover_letter.docx
@@ -192,7 +192,13 @@
         <w:pStyle w:val="BodyText"/>
       </w:pPr>
       <w:r>
-        <w:t xml:space="preserve">The manuscript has not been published and is not under consideration elsewhere. [Preprint: to be confirmed by the author.]</w:t>
+        <w:t xml:space="preserve">The manuscript has not been published in a journal and is not under consideration elsewhere. A version of it is publicly</w:t>
+      </w:r>
+      <w:r>
+        <w:t xml:space="preserve"> </w:t>
+      </w:r>
+      <w:r>
+        <w:t xml:space="preserve">available together with the code (doi:10.5281/zenodo.23659658); it has not been posted on a preprint server.</w:t>
       </w:r>
       <w:r>
         <w:t xml:space="preserve"> </w:t>

--- a/submission/drug_safety/Cover_letter.docx
+++ b/submission/drug_safety/Cover_letter.docx
@@ -54,19 +54,25 @@
         <w:pStyle w:val="BodyText"/>
       </w:pPr>
       <w:r>
-        <w:t xml:space="preserve">Several recent studies screened FAERS for drug-associated hearing loss with crude disproportionality and reported</w:t>
-      </w:r>
-      <w:r>
-        <w:t xml:space="preserve"> </w:t>
-      </w:r>
-      <w:r>
-        <w:t xml:space="preserve">many unlabelled signals. This study asks which of those signals survive. Using 19.9 million deduplicated FAERS reports</w:t>
-      </w:r>
-      <w:r>
-        <w:t xml:space="preserve"> </w:t>
-      </w:r>
-      <w:r>
-        <w:t xml:space="preserve">and 1.2 million Canada Vigilance reports, it compares crude and adjusted detection against a label-derived reference set,</w:t>
+        <w:t xml:space="preserve">This study addresses a methodological question relevant to routine pharmacovigilance: whether widely reported FAERS</w:t>
+      </w:r>
+      <w:r>
+        <w:t xml:space="preserve"> </w:t>
+      </w:r>
+      <w:r>
+        <w:t xml:space="preserve">hearing-loss signals survive bias adjustment and independent replication. Several recent studies screened FAERS for</w:t>
+      </w:r>
+      <w:r>
+        <w:t xml:space="preserve"> </w:t>
+      </w:r>
+      <w:r>
+        <w:t xml:space="preserve">drug-associated hearing loss with crude disproportionality and reported many unlabelled signals. Using 19.9 million deduplicated FAERS reports</w:t>
+      </w:r>
+      <w:r>
+        <w:t xml:space="preserve"> </w:t>
+      </w:r>
+      <w:r>
+        <w:t xml:space="preserve">and 1.2 million Canada Vigilance reports, the study compares crude and adjusted detection against a label-derived reference set,</w:t>
       </w:r>
       <w:r>
         <w:t xml:space="preserve"> </w:t>
@@ -86,7 +92,7 @@
         <w:pStyle w:val="BodyText"/>
       </w:pPr>
       <w:r>
-        <w:t xml:space="preserve">The main findings are methodological and, I believe, of direct interest to your readers:</w:t>
+        <w:t xml:space="preserve">The main findings are methodological:</w:t>
       </w:r>
     </w:p>
     <w:p>
